--- a/STRATEGYA - Manual de Funcionalidades e Permissoes (atualizado).docx
+++ b/STRATEGYA - Manual de Funcionalidades e Permissoes (atualizado).docx
@@ -83,7 +83,7 @@
           <w:sz w:val="20"/>
           <w:szCs w:val="20"/>
         </w:rPr>
-        <w:t xml:space="preserve">Emitido em 21/07/2026 — revisado em 21/07/2026 (redesign do sistema de permissões)</w:t>
+        <w:t xml:space="preserve">Emitido em 21/07/2026 — revisado em 22/07/2026 (nível configurável em Auditorias e Apurações)</w:t>
       </w:r>
     </w:p>
     <w:p>
@@ -381,7 +381,7 @@
           <w:sz w:val="22"/>
           <w:szCs w:val="22"/>
         </w:rPr>
-        <w:t xml:space="preserve">Administrador — acesso total dentro da empresa em que está cadastrado (equivalente à edição total de um usuário comum, mas sem enxergar outras empresas nem a tela global de Permissões). Cadastra usuários, configura permissões e edita os dados da empresa.</w:t>
+        <w:t xml:space="preserve">Administrador — acesso total dentro da empresa em que está cadastrado (equivalente à edição total de um usuário comum, mas sem enxergar outras empresas nem a tela global de Permissões). Cadastra usuários, configura permissões e edita os dados da empresa. Exceção: em Gestão de Apurações, precisa também ser membro ativo do comitê para acessar as apurações em si — ver seção 6.</w:t>
       </w:r>
     </w:p>
     <w:p>
@@ -9343,10 +9343,11 @@
               </w:tblBorders>
             </w:tblPr>
             <w:tblGrid>
-              <w:gridCol w:w="2688"/>
-              <w:gridCol w:w="2304"/>
-              <w:gridCol w:w="2304"/>
-              <w:gridCol w:w="2304"/>
+              <w:gridCol w:w="2496"/>
+              <w:gridCol w:w="1776"/>
+              <w:gridCol w:w="1776"/>
+              <w:gridCol w:w="1776"/>
+              <w:gridCol w:w="1776"/>
             </w:tblGrid>
             <w:tr>
               <w:trPr>
@@ -9354,7 +9355,7 @@
               </w:trPr>
               <w:tc>
                 <w:tcPr>
-                  <w:tcW w:type="pct" w:w="28%"/>
+                  <w:tcW w:type="pct" w:w="26%"/>
                   <w:tcBorders>
                     <w:top w:val="single" w:color="C9C9C9" w:sz="4"/>
                     <w:left w:val="single" w:color="C9C9C9" w:sz="4"/>
@@ -9388,7 +9389,7 @@
               </w:tc>
               <w:tc>
                 <w:tcPr>
-                  <w:tcW w:type="pct" w:w="24%"/>
+                  <w:tcW w:type="pct" w:w="18.5%"/>
                   <w:tcBorders>
                     <w:top w:val="single" w:color="C9C9C9" w:sz="4"/>
                     <w:left w:val="single" w:color="C9C9C9" w:sz="4"/>
@@ -9422,7 +9423,7 @@
               </w:tc>
               <w:tc>
                 <w:tcPr>
-                  <w:tcW w:type="pct" w:w="24%"/>
+                  <w:tcW w:type="pct" w:w="18.5%"/>
                   <w:tcBorders>
                     <w:top w:val="single" w:color="C9C9C9" w:sz="4"/>
                     <w:left w:val="single" w:color="C9C9C9" w:sz="4"/>
@@ -9450,13 +9451,13 @@
                       <w:sz w:val="20"/>
                       <w:szCs w:val="20"/>
                     </w:rPr>
-                    <w:t xml:space="preserve">Membro do Comitê de Apuração</w:t>
-                  </w:r>
-                </w:p>
-              </w:tc>
-              <w:tc>
-                <w:tcPr>
-                  <w:tcW w:type="pct" w:w="24%"/>
+                    <w:t xml:space="preserve">Membro do comitê — Edição Total (padrão)</w:t>
+                  </w:r>
+                </w:p>
+              </w:tc>
+              <w:tc>
+                <w:tcPr>
+                  <w:tcW w:type="pct" w:w="18.5%"/>
                   <w:tcBorders>
                     <w:top w:val="single" w:color="C9C9C9" w:sz="4"/>
                     <w:left w:val="single" w:color="C9C9C9" w:sz="4"/>
@@ -9484,7 +9485,41 @@
                       <w:sz w:val="20"/>
                       <w:szCs w:val="20"/>
                     </w:rPr>
-                    <w:t xml:space="preserve">Fora do comitê (Admin., Gestor ou Usuário)</w:t>
+                    <w:t xml:space="preserve">Membro do comitê — Visualização</w:t>
+                  </w:r>
+                </w:p>
+              </w:tc>
+              <w:tc>
+                <w:tcPr>
+                  <w:tcW w:type="pct" w:w="18.5%"/>
+                  <w:tcBorders>
+                    <w:top w:val="single" w:color="C9C9C9" w:sz="4"/>
+                    <w:left w:val="single" w:color="C9C9C9" w:sz="4"/>
+                    <w:bottom w:val="single" w:color="C9C9C9" w:sz="4"/>
+                    <w:right w:val="single" w:color="C9C9C9" w:sz="4"/>
+                  </w:tcBorders>
+                  <w:shd w:fill="252538" w:val="clear"/>
+                  <w:tcMar>
+                    <w:top w:type="dxa" w:w="100"/>
+                    <w:left w:type="dxa" w:w="120"/>
+                    <w:bottom w:type="dxa" w:w="100"/>
+                    <w:right w:type="dxa" w:w="120"/>
+                  </w:tcMar>
+                </w:tcPr>
+                <w:p>
+                  <w:pPr>
+                    <w:jc w:val="center"/>
+                  </w:pPr>
+                  <w:r>
+                    <w:rPr>
+                      <w:rFonts w:ascii="Calibri" w:cs="Calibri" w:eastAsia="Calibri" w:hAnsi="Calibri"/>
+                      <w:b/>
+                      <w:bCs/>
+                      <w:color w:val="FFFFFF"/>
+                      <w:sz w:val="20"/>
+                      <w:szCs w:val="20"/>
+                    </w:rPr>
+                    <w:t xml:space="preserve">Fora do comitê (mesmo Administrador)</w:t>
                   </w:r>
                 </w:p>
               </w:tc>
@@ -9492,7 +9527,7 @@
             <w:tr>
               <w:tc>
                 <w:tcPr>
-                  <w:tcW w:type="pct" w:w="28%"/>
+                  <w:tcW w:type="pct" w:w="26%"/>
                   <w:tcBorders>
                     <w:top w:val="single" w:color="C9C9C9" w:sz="4"/>
                     <w:left w:val="single" w:color="C9C9C9" w:sz="4"/>
@@ -9519,13 +9554,13 @@
                       <w:sz w:val="20"/>
                       <w:szCs w:val="20"/>
                     </w:rPr>
-                    <w:t xml:space="preserve">Acesso ao módulo inteiro</w:t>
-                  </w:r>
-                </w:p>
-              </w:tc>
-              <w:tc>
-                <w:tcPr>
-                  <w:tcW w:type="pct" w:w="24%"/>
+                    <w:t xml:space="preserve">Acesso ao módulo (ver apurações)</w:t>
+                  </w:r>
+                </w:p>
+              </w:tc>
+              <w:tc>
+                <w:tcPr>
+                  <w:tcW w:type="pct" w:w="18.5%"/>
                   <w:tcBorders>
                     <w:top w:val="single" w:color="C9C9C9" w:sz="4"/>
                     <w:left w:val="single" w:color="C9C9C9" w:sz="4"/>
@@ -9558,7 +9593,7 @@
               </w:tc>
               <w:tc>
                 <w:tcPr>
-                  <w:tcW w:type="pct" w:w="24%"/>
+                  <w:tcW w:type="pct" w:w="18.5%"/>
                   <w:tcBorders>
                     <w:top w:val="single" w:color="C9C9C9" w:sz="4"/>
                     <w:left w:val="single" w:color="C9C9C9" w:sz="4"/>
@@ -9591,7 +9626,40 @@
               </w:tc>
               <w:tc>
                 <w:tcPr>
-                  <w:tcW w:type="pct" w:w="24%"/>
+                  <w:tcW w:type="pct" w:w="18.5%"/>
+                  <w:tcBorders>
+                    <w:top w:val="single" w:color="C9C9C9" w:sz="4"/>
+                    <w:left w:val="single" w:color="C9C9C9" w:sz="4"/>
+                    <w:bottom w:val="single" w:color="C9C9C9" w:sz="4"/>
+                    <w:right w:val="single" w:color="C9C9C9" w:sz="4"/>
+                  </w:tcBorders>
+                  <w:tcMar>
+                    <w:top w:type="dxa" w:w="100"/>
+                    <w:left w:type="dxa" w:w="120"/>
+                    <w:bottom w:type="dxa" w:w="100"/>
+                    <w:right w:type="dxa" w:w="120"/>
+                  </w:tcMar>
+                </w:tcPr>
+                <w:p>
+                  <w:pPr>
+                    <w:jc w:val="center"/>
+                  </w:pPr>
+                  <w:r>
+                    <w:rPr>
+                      <w:rFonts w:ascii="Calibri" w:cs="Calibri" w:eastAsia="Calibri" w:hAnsi="Calibri"/>
+                      <w:b w:val="false"/>
+                      <w:bCs w:val="false"/>
+                      <w:color w:val="000000"/>
+                      <w:sz w:val="20"/>
+                      <w:szCs w:val="20"/>
+                    </w:rPr>
+                    <w:t xml:space="preserve">✓ (só leitura)</w:t>
+                  </w:r>
+                </w:p>
+              </w:tc>
+              <w:tc>
+                <w:tcPr>
+                  <w:tcW w:type="pct" w:w="18.5%"/>
                   <w:tcBorders>
                     <w:top w:val="single" w:color="C9C9C9" w:sz="4"/>
                     <w:left w:val="single" w:color="C9C9C9" w:sz="4"/>
@@ -9626,7 +9694,7 @@
             <w:tr>
               <w:tc>
                 <w:tcPr>
-                  <w:tcW w:type="pct" w:w="28%"/>
+                  <w:tcW w:type="pct" w:w="26%"/>
                   <w:tcBorders>
                     <w:top w:val="single" w:color="C9C9C9" w:sz="4"/>
                     <w:left w:val="single" w:color="C9C9C9" w:sz="4"/>
@@ -9653,13 +9721,13 @@
                       <w:sz w:val="20"/>
                       <w:szCs w:val="20"/>
                     </w:rPr>
-                    <w:t xml:space="preserve">Gerenciar o Comitê (nomear/remover membros)</w:t>
-                  </w:r>
-                </w:p>
-              </w:tc>
-              <w:tc>
-                <w:tcPr>
-                  <w:tcW w:type="pct" w:w="24%"/>
+                    <w:t xml:space="preserve">Gerenciar o Comitê (nomear/remover membros, definir papel)</w:t>
+                  </w:r>
+                </w:p>
+              </w:tc>
+              <w:tc>
+                <w:tcPr>
+                  <w:tcW w:type="pct" w:w="18.5%"/>
                   <w:tcBorders>
                     <w:top w:val="single" w:color="C9C9C9" w:sz="4"/>
                     <w:left w:val="single" w:color="C9C9C9" w:sz="4"/>
@@ -9692,40 +9760,73 @@
               </w:tc>
               <w:tc>
                 <w:tcPr>
-                  <w:tcW w:type="pct" w:w="24%"/>
-                  <w:tcBorders>
-                    <w:top w:val="single" w:color="C9C9C9" w:sz="4"/>
-                    <w:left w:val="single" w:color="C9C9C9" w:sz="4"/>
-                    <w:bottom w:val="single" w:color="C9C9C9" w:sz="4"/>
-                    <w:right w:val="single" w:color="C9C9C9" w:sz="4"/>
-                  </w:tcBorders>
-                  <w:tcMar>
-                    <w:top w:type="dxa" w:w="100"/>
-                    <w:left w:type="dxa" w:w="120"/>
-                    <w:bottom w:type="dxa" w:w="100"/>
-                    <w:right w:type="dxa" w:w="120"/>
-                  </w:tcMar>
-                </w:tcPr>
-                <w:p>
-                  <w:pPr>
-                    <w:jc w:val="center"/>
-                  </w:pPr>
-                  <w:r>
-                    <w:rPr>
-                      <w:rFonts w:ascii="Calibri" w:cs="Calibri" w:eastAsia="Calibri" w:hAnsi="Calibri"/>
-                      <w:b w:val="false"/>
-                      <w:bCs w:val="false"/>
-                      <w:color w:val="000000"/>
-                      <w:sz w:val="20"/>
-                      <w:szCs w:val="20"/>
-                    </w:rPr>
-                    <w:t xml:space="preserve">✗</w:t>
-                  </w:r>
-                </w:p>
-              </w:tc>
-              <w:tc>
-                <w:tcPr>
-                  <w:tcW w:type="pct" w:w="24%"/>
+                  <w:tcW w:type="pct" w:w="18.5%"/>
+                  <w:tcBorders>
+                    <w:top w:val="single" w:color="C9C9C9" w:sz="4"/>
+                    <w:left w:val="single" w:color="C9C9C9" w:sz="4"/>
+                    <w:bottom w:val="single" w:color="C9C9C9" w:sz="4"/>
+                    <w:right w:val="single" w:color="C9C9C9" w:sz="4"/>
+                  </w:tcBorders>
+                  <w:tcMar>
+                    <w:top w:type="dxa" w:w="100"/>
+                    <w:left w:type="dxa" w:w="120"/>
+                    <w:bottom w:type="dxa" w:w="100"/>
+                    <w:right w:type="dxa" w:w="120"/>
+                  </w:tcMar>
+                </w:tcPr>
+                <w:p>
+                  <w:pPr>
+                    <w:jc w:val="center"/>
+                  </w:pPr>
+                  <w:r>
+                    <w:rPr>
+                      <w:rFonts w:ascii="Calibri" w:cs="Calibri" w:eastAsia="Calibri" w:hAnsi="Calibri"/>
+                      <w:b w:val="false"/>
+                      <w:bCs w:val="false"/>
+                      <w:color w:val="000000"/>
+                      <w:sz w:val="20"/>
+                      <w:szCs w:val="20"/>
+                    </w:rPr>
+                    <w:t xml:space="preserve">Só ORBEEX/Admin. (ver texto abaixo)</w:t>
+                  </w:r>
+                </w:p>
+              </w:tc>
+              <w:tc>
+                <w:tcPr>
+                  <w:tcW w:type="pct" w:w="18.5%"/>
+                  <w:tcBorders>
+                    <w:top w:val="single" w:color="C9C9C9" w:sz="4"/>
+                    <w:left w:val="single" w:color="C9C9C9" w:sz="4"/>
+                    <w:bottom w:val="single" w:color="C9C9C9" w:sz="4"/>
+                    <w:right w:val="single" w:color="C9C9C9" w:sz="4"/>
+                  </w:tcBorders>
+                  <w:tcMar>
+                    <w:top w:type="dxa" w:w="100"/>
+                    <w:left w:type="dxa" w:w="120"/>
+                    <w:bottom w:type="dxa" w:w="100"/>
+                    <w:right w:type="dxa" w:w="120"/>
+                  </w:tcMar>
+                </w:tcPr>
+                <w:p>
+                  <w:pPr>
+                    <w:jc w:val="center"/>
+                  </w:pPr>
+                  <w:r>
+                    <w:rPr>
+                      <w:rFonts w:ascii="Calibri" w:cs="Calibri" w:eastAsia="Calibri" w:hAnsi="Calibri"/>
+                      <w:b w:val="false"/>
+                      <w:bCs w:val="false"/>
+                      <w:color w:val="000000"/>
+                      <w:sz w:val="20"/>
+                      <w:szCs w:val="20"/>
+                    </w:rPr>
+                    <w:t xml:space="preserve">Só ORBEEX/Admin. (ver texto abaixo)</w:t>
+                  </w:r>
+                </w:p>
+              </w:tc>
+              <w:tc>
+                <w:tcPr>
+                  <w:tcW w:type="pct" w:w="18.5%"/>
                   <w:tcBorders>
                     <w:top w:val="single" w:color="C9C9C9" w:sz="4"/>
                     <w:left w:val="single" w:color="C9C9C9" w:sz="4"/>
@@ -9760,7 +9861,7 @@
             <w:tr>
               <w:tc>
                 <w:tcPr>
-                  <w:tcW w:type="pct" w:w="28%"/>
+                  <w:tcW w:type="pct" w:w="26%"/>
                   <w:tcBorders>
                     <w:top w:val="single" w:color="C9C9C9" w:sz="4"/>
                     <w:left w:val="single" w:color="C9C9C9" w:sz="4"/>
@@ -9787,13 +9888,13 @@
                       <w:sz w:val="20"/>
                       <w:szCs w:val="20"/>
                     </w:rPr>
-                    <w:t xml:space="preserve">Criar, editar, tratar e concluir apurações</w:t>
-                  </w:r>
-                </w:p>
-              </w:tc>
-              <w:tc>
-                <w:tcPr>
-                  <w:tcW w:type="pct" w:w="24%"/>
+                    <w:t xml:space="preserve">Criar, editar, excluir e concluir apurações</w:t>
+                  </w:r>
+                </w:p>
+              </w:tc>
+              <w:tc>
+                <w:tcPr>
+                  <w:tcW w:type="pct" w:w="18.5%"/>
                   <w:tcBorders>
                     <w:top w:val="single" w:color="C9C9C9" w:sz="4"/>
                     <w:left w:val="single" w:color="C9C9C9" w:sz="4"/>
@@ -9826,40 +9927,73 @@
               </w:tc>
               <w:tc>
                 <w:tcPr>
-                  <w:tcW w:type="pct" w:w="24%"/>
-                  <w:tcBorders>
-                    <w:top w:val="single" w:color="C9C9C9" w:sz="4"/>
-                    <w:left w:val="single" w:color="C9C9C9" w:sz="4"/>
-                    <w:bottom w:val="single" w:color="C9C9C9" w:sz="4"/>
-                    <w:right w:val="single" w:color="C9C9C9" w:sz="4"/>
-                  </w:tcBorders>
-                  <w:tcMar>
-                    <w:top w:type="dxa" w:w="100"/>
-                    <w:left w:type="dxa" w:w="120"/>
-                    <w:bottom w:type="dxa" w:w="100"/>
-                    <w:right w:type="dxa" w:w="120"/>
-                  </w:tcMar>
-                </w:tcPr>
-                <w:p>
-                  <w:pPr>
-                    <w:jc w:val="center"/>
-                  </w:pPr>
-                  <w:r>
-                    <w:rPr>
-                      <w:rFonts w:ascii="Calibri" w:cs="Calibri" w:eastAsia="Calibri" w:hAnsi="Calibri"/>
-                      <w:b w:val="false"/>
-                      <w:bCs w:val="false"/>
-                      <w:color w:val="000000"/>
-                      <w:sz w:val="20"/>
-                      <w:szCs w:val="20"/>
-                    </w:rPr>
-                    <w:t xml:space="preserve">✓ (qualquer membro ativo)</w:t>
-                  </w:r>
-                </w:p>
-              </w:tc>
-              <w:tc>
-                <w:tcPr>
-                  <w:tcW w:type="pct" w:w="24%"/>
+                  <w:tcW w:type="pct" w:w="18.5%"/>
+                  <w:tcBorders>
+                    <w:top w:val="single" w:color="C9C9C9" w:sz="4"/>
+                    <w:left w:val="single" w:color="C9C9C9" w:sz="4"/>
+                    <w:bottom w:val="single" w:color="C9C9C9" w:sz="4"/>
+                    <w:right w:val="single" w:color="C9C9C9" w:sz="4"/>
+                  </w:tcBorders>
+                  <w:tcMar>
+                    <w:top w:type="dxa" w:w="100"/>
+                    <w:left w:type="dxa" w:w="120"/>
+                    <w:bottom w:type="dxa" w:w="100"/>
+                    <w:right w:type="dxa" w:w="120"/>
+                  </w:tcMar>
+                </w:tcPr>
+                <w:p>
+                  <w:pPr>
+                    <w:jc w:val="center"/>
+                  </w:pPr>
+                  <w:r>
+                    <w:rPr>
+                      <w:rFonts w:ascii="Calibri" w:cs="Calibri" w:eastAsia="Calibri" w:hAnsi="Calibri"/>
+                      <w:b w:val="false"/>
+                      <w:bCs w:val="false"/>
+                      <w:color w:val="000000"/>
+                      <w:sz w:val="20"/>
+                      <w:szCs w:val="20"/>
+                    </w:rPr>
+                    <w:t xml:space="preserve">✓</w:t>
+                  </w:r>
+                </w:p>
+              </w:tc>
+              <w:tc>
+                <w:tcPr>
+                  <w:tcW w:type="pct" w:w="18.5%"/>
+                  <w:tcBorders>
+                    <w:top w:val="single" w:color="C9C9C9" w:sz="4"/>
+                    <w:left w:val="single" w:color="C9C9C9" w:sz="4"/>
+                    <w:bottom w:val="single" w:color="C9C9C9" w:sz="4"/>
+                    <w:right w:val="single" w:color="C9C9C9" w:sz="4"/>
+                  </w:tcBorders>
+                  <w:tcMar>
+                    <w:top w:type="dxa" w:w="100"/>
+                    <w:left w:type="dxa" w:w="120"/>
+                    <w:bottom w:type="dxa" w:w="100"/>
+                    <w:right w:type="dxa" w:w="120"/>
+                  </w:tcMar>
+                </w:tcPr>
+                <w:p>
+                  <w:pPr>
+                    <w:jc w:val="center"/>
+                  </w:pPr>
+                  <w:r>
+                    <w:rPr>
+                      <w:rFonts w:ascii="Calibri" w:cs="Calibri" w:eastAsia="Calibri" w:hAnsi="Calibri"/>
+                      <w:b w:val="false"/>
+                      <w:bCs w:val="false"/>
+                      <w:color w:val="000000"/>
+                      <w:sz w:val="20"/>
+                      <w:szCs w:val="20"/>
+                    </w:rPr>
+                    <w:t xml:space="preserve">✗</w:t>
+                  </w:r>
+                </w:p>
+              </w:tc>
+              <w:tc>
+                <w:tcPr>
+                  <w:tcW w:type="pct" w:w="18.5%"/>
                   <w:tcBorders>
                     <w:top w:val="single" w:color="C9C9C9" w:sz="4"/>
                     <w:left w:val="single" w:color="C9C9C9" w:sz="4"/>
@@ -9902,7 +10036,33 @@
                 <w:sz w:val="20"/>
                 <w:szCs w:val="20"/>
               </w:rPr>
-              <w:t xml:space="preserve">O papel da pessoa (Administrador, Gestor ou Usuário) não dá acesso a este módulo por si só — nem mesmo Administrador. Só entra quem está formalmente designado como membro ativo do comitê daquela empresa, ou quem é ORBEEX. É o único módulo do sistema desenhado assim, para evitar conflito de interesse.</w:t>
+              <w:t xml:space="preserve">A entrada no módulo continua condicionada, acima de tudo, a ser membro ativo do comitê de apuração daquela empresa (ou ser ORBEEX) — nem Administrador acessa as apurações em si só por ser Administrador, e essa trava não pode ser contornada configurando um nível na matriz de permissões: é o único módulo do sistema desenhado assim, para evitar conflito de interesse.</w:t>
+            </w:r>
+          </w:p>
+          <w:p>
+            <w:pPr>
+              <w:spacing w:after="60"/>
+            </w:pPr>
+            <w:r>
+              <w:rPr>
+                <w:rFonts w:ascii="Calibri" w:cs="Calibri" w:eastAsia="Calibri" w:hAnsi="Calibri"/>
+                <w:sz w:val="20"/>
+                <w:szCs w:val="20"/>
+              </w:rPr>
+              <w:t xml:space="preserve">O que passou a ser configurável: dentro do comitê, o nível de acesso (Visualização ou Edição Total, na mesma matriz de permissões dos demais módulos — seção 1.3) é definido pelo Administrador pessoa a pessoa, em vez de todo membro ativo ganhar automaticamente edição total. Sem nenhuma configuração, o padrão de um membro do comitê continua sendo Edição Total.</w:t>
+            </w:r>
+          </w:p>
+          <w:p>
+            <w:pPr>
+              <w:spacing w:after="60"/>
+            </w:pPr>
+            <w:r>
+              <w:rPr>
+                <w:rFonts w:ascii="Calibri" w:cs="Calibri" w:eastAsia="Calibri" w:hAnsi="Calibri"/>
+                <w:sz w:val="20"/>
+                <w:szCs w:val="20"/>
+              </w:rPr>
+              <w:t xml:space="preserve">Gerenciar o Comitê (nomear/remover membros e definir o papel — Presidente/Membro/Suplente) é uma permissão à parte, restrita a ORBEEX/Administrador, e não depende de o Administrador já ser membro do comitê.</w:t>
             </w:r>
           </w:p>
         </w:tc>
@@ -10019,6 +10179,19 @@
     </w:p>
     <w:p>
       <w:pPr>
+        <w:spacing w:after="120"/>
+      </w:pPr>
+      <w:r>
+        <w:rPr>
+          <w:rFonts w:ascii="Calibri" w:cs="Calibri" w:eastAsia="Calibri" w:hAnsi="Calibri"/>
+          <w:sz w:val="22"/>
+          <w:szCs w:val="22"/>
+        </w:rPr>
+        <w:t xml:space="preserve">Cada uma das cinco abas abaixo é um submódulo com nível de acesso próprio na matriz de permissões (seção 1.3) — o Administrador decide, aba a aba, quem só visualiza e quem também edita.</w:t>
+      </w:r>
+    </w:p>
+    <w:p>
+      <w:pPr>
         <w:pStyle w:val="ListParagraph"/>
         <w:numPr>
           <w:ilvl w:val="0"/>
@@ -10122,7 +10295,7 @@
           <w:sz w:val="22"/>
           <w:szCs w:val="22"/>
         </w:rPr>
-        <w:t xml:space="preserve">Dashboard — planejadas x realizadas, internas x externas, não conformidades maiores/menores, ações em atraso/concluídas, horas planejadas, distribuição por norma.</w:t>
+        <w:t xml:space="preserve">Dashboard — planejadas x realizadas, internas x externas, não conformidades maiores/menores, ações em atraso/concluídas, horas planejadas, distribuição por norma. Segue o mesmo acesso do submódulo Auditorias.</w:t>
       </w:r>
     </w:p>
     <w:p>
@@ -10273,9 +10446,10 @@
               </w:tblBorders>
             </w:tblPr>
             <w:tblGrid>
-              <w:gridCol w:w="3456"/>
-              <w:gridCol w:w="3072"/>
-              <w:gridCol w:w="3072"/>
+              <w:gridCol w:w="3264"/>
+              <w:gridCol w:w="2112"/>
+              <w:gridCol w:w="2112"/>
+              <w:gridCol w:w="2112"/>
             </w:tblGrid>
             <w:tr>
               <w:trPr>
@@ -10283,7 +10457,7 @@
               </w:trPr>
               <w:tc>
                 <w:tcPr>
-                  <w:tcW w:type="pct" w:w="36%"/>
+                  <w:tcW w:type="pct" w:w="34%"/>
                   <w:tcBorders>
                     <w:top w:val="single" w:color="C9C9C9" w:sz="4"/>
                     <w:left w:val="single" w:color="C9C9C9" w:sz="4"/>
@@ -10317,7 +10491,7 @@
               </w:tc>
               <w:tc>
                 <w:tcPr>
-                  <w:tcW w:type="pct" w:w="32%"/>
+                  <w:tcW w:type="pct" w:w="22%"/>
                   <w:tcBorders>
                     <w:top w:val="single" w:color="C9C9C9" w:sz="4"/>
                     <w:left w:val="single" w:color="C9C9C9" w:sz="4"/>
@@ -10351,7 +10525,7 @@
               </w:tc>
               <w:tc>
                 <w:tcPr>
-                  <w:tcW w:type="pct" w:w="32%"/>
+                  <w:tcW w:type="pct" w:w="22%"/>
                   <w:tcBorders>
                     <w:top w:val="single" w:color="C9C9C9" w:sz="4"/>
                     <w:left w:val="single" w:color="C9C9C9" w:sz="4"/>
@@ -10379,7 +10553,41 @@
                       <w:sz w:val="20"/>
                       <w:szCs w:val="20"/>
                     </w:rPr>
-                    <w:t xml:space="preserve">Gestor ou Usuário (qualquer nível configurado)</w:t>
+                    <w:t xml:space="preserve">Edição Total configurado no submódulo</w:t>
+                  </w:r>
+                </w:p>
+              </w:tc>
+              <w:tc>
+                <w:tcPr>
+                  <w:tcW w:type="pct" w:w="22%"/>
+                  <w:tcBorders>
+                    <w:top w:val="single" w:color="C9C9C9" w:sz="4"/>
+                    <w:left w:val="single" w:color="C9C9C9" w:sz="4"/>
+                    <w:bottom w:val="single" w:color="C9C9C9" w:sz="4"/>
+                    <w:right w:val="single" w:color="C9C9C9" w:sz="4"/>
+                  </w:tcBorders>
+                  <w:shd w:fill="252538" w:val="clear"/>
+                  <w:tcMar>
+                    <w:top w:type="dxa" w:w="100"/>
+                    <w:left w:type="dxa" w:w="120"/>
+                    <w:bottom w:type="dxa" w:w="100"/>
+                    <w:right w:type="dxa" w:w="120"/>
+                  </w:tcMar>
+                </w:tcPr>
+                <w:p>
+                  <w:pPr>
+                    <w:jc w:val="center"/>
+                  </w:pPr>
+                  <w:r>
+                    <w:rPr>
+                      <w:rFonts w:ascii="Calibri" w:cs="Calibri" w:eastAsia="Calibri" w:hAnsi="Calibri"/>
+                      <w:b/>
+                      <w:bCs/>
+                      <w:color w:val="FFFFFF"/>
+                      <w:sz w:val="20"/>
+                      <w:szCs w:val="20"/>
+                    </w:rPr>
+                    <w:t xml:space="preserve">Visualização (ou nada configurado — padrão)</w:t>
                   </w:r>
                 </w:p>
               </w:tc>
@@ -10387,7 +10595,7 @@
             <w:tr>
               <w:tc>
                 <w:tcPr>
-                  <w:tcW w:type="pct" w:w="36%"/>
+                  <w:tcW w:type="pct" w:w="34%"/>
                   <w:tcBorders>
                     <w:top w:val="single" w:color="C9C9C9" w:sz="4"/>
                     <w:left w:val="single" w:color="C9C9C9" w:sz="4"/>
@@ -10414,13 +10622,13 @@
                       <w:sz w:val="20"/>
                       <w:szCs w:val="20"/>
                     </w:rPr>
-                    <w:t xml:space="preserve">Ver a lista de auditorias, processos, turnos e auditores cadastrados</w:t>
-                  </w:r>
-                </w:p>
-              </w:tc>
-              <w:tc>
-                <w:tcPr>
-                  <w:tcW w:type="pct" w:w="32%"/>
+                    <w:t xml:space="preserve">Ver a lista/tela do submódulo correspondente</w:t>
+                  </w:r>
+                </w:p>
+              </w:tc>
+              <w:tc>
+                <w:tcPr>
+                  <w:tcW w:type="pct" w:w="22%"/>
                   <w:tcBorders>
                     <w:top w:val="single" w:color="C9C9C9" w:sz="4"/>
                     <w:left w:val="single" w:color="C9C9C9" w:sz="4"/>
@@ -10453,7 +10661,40 @@
               </w:tc>
               <w:tc>
                 <w:tcPr>
-                  <w:tcW w:type="pct" w:w="32%"/>
+                  <w:tcW w:type="pct" w:w="22%"/>
+                  <w:tcBorders>
+                    <w:top w:val="single" w:color="C9C9C9" w:sz="4"/>
+                    <w:left w:val="single" w:color="C9C9C9" w:sz="4"/>
+                    <w:bottom w:val="single" w:color="C9C9C9" w:sz="4"/>
+                    <w:right w:val="single" w:color="C9C9C9" w:sz="4"/>
+                  </w:tcBorders>
+                  <w:tcMar>
+                    <w:top w:type="dxa" w:w="100"/>
+                    <w:left w:type="dxa" w:w="120"/>
+                    <w:bottom w:type="dxa" w:w="100"/>
+                    <w:right w:type="dxa" w:w="120"/>
+                  </w:tcMar>
+                </w:tcPr>
+                <w:p>
+                  <w:pPr>
+                    <w:jc w:val="center"/>
+                  </w:pPr>
+                  <w:r>
+                    <w:rPr>
+                      <w:rFonts w:ascii="Calibri" w:cs="Calibri" w:eastAsia="Calibri" w:hAnsi="Calibri"/>
+                      <w:b w:val="false"/>
+                      <w:bCs w:val="false"/>
+                      <w:color w:val="000000"/>
+                      <w:sz w:val="20"/>
+                      <w:szCs w:val="20"/>
+                    </w:rPr>
+                    <w:t xml:space="preserve">✓</w:t>
+                  </w:r>
+                </w:p>
+              </w:tc>
+              <w:tc>
+                <w:tcPr>
+                  <w:tcW w:type="pct" w:w="22%"/>
                   <w:tcBorders>
                     <w:top w:val="single" w:color="C9C9C9" w:sz="4"/>
                     <w:left w:val="single" w:color="C9C9C9" w:sz="4"/>
@@ -10488,7 +10729,7 @@
             <w:tr>
               <w:tc>
                 <w:tcPr>
-                  <w:tcW w:type="pct" w:w="36%"/>
+                  <w:tcW w:type="pct" w:w="34%"/>
                   <w:tcBorders>
                     <w:top w:val="single" w:color="C9C9C9" w:sz="4"/>
                     <w:left w:val="single" w:color="C9C9C9" w:sz="4"/>
@@ -10515,13 +10756,13 @@
                       <w:sz w:val="20"/>
                       <w:szCs w:val="20"/>
                     </w:rPr>
-                    <w:t xml:space="preserve">Solicitar auditoria / abrir uma auditoria para planejar</w:t>
-                  </w:r>
-                </w:p>
-              </w:tc>
-              <w:tc>
-                <w:tcPr>
-                  <w:tcW w:type="pct" w:w="32%"/>
+                    <w:t xml:space="preserve">Solicitar auditoria / planejar / priorizar (IPA) / distribuir horas e agenda / designar equipe (submódulo Auditorias)</w:t>
+                  </w:r>
+                </w:p>
+              </w:tc>
+              <w:tc>
+                <w:tcPr>
+                  <w:tcW w:type="pct" w:w="22%"/>
                   <w:tcBorders>
                     <w:top w:val="single" w:color="C9C9C9" w:sz="4"/>
                     <w:left w:val="single" w:color="C9C9C9" w:sz="4"/>
@@ -10554,7 +10795,40 @@
               </w:tc>
               <w:tc>
                 <w:tcPr>
-                  <w:tcW w:type="pct" w:w="32%"/>
+                  <w:tcW w:type="pct" w:w="22%"/>
+                  <w:tcBorders>
+                    <w:top w:val="single" w:color="C9C9C9" w:sz="4"/>
+                    <w:left w:val="single" w:color="C9C9C9" w:sz="4"/>
+                    <w:bottom w:val="single" w:color="C9C9C9" w:sz="4"/>
+                    <w:right w:val="single" w:color="C9C9C9" w:sz="4"/>
+                  </w:tcBorders>
+                  <w:tcMar>
+                    <w:top w:type="dxa" w:w="100"/>
+                    <w:left w:type="dxa" w:w="120"/>
+                    <w:bottom w:type="dxa" w:w="100"/>
+                    <w:right w:type="dxa" w:w="120"/>
+                  </w:tcMar>
+                </w:tcPr>
+                <w:p>
+                  <w:pPr>
+                    <w:jc w:val="center"/>
+                  </w:pPr>
+                  <w:r>
+                    <w:rPr>
+                      <w:rFonts w:ascii="Calibri" w:cs="Calibri" w:eastAsia="Calibri" w:hAnsi="Calibri"/>
+                      <w:b w:val="false"/>
+                      <w:bCs w:val="false"/>
+                      <w:color w:val="000000"/>
+                      <w:sz w:val="20"/>
+                      <w:szCs w:val="20"/>
+                    </w:rPr>
+                    <w:t xml:space="preserve">✓</w:t>
+                  </w:r>
+                </w:p>
+              </w:tc>
+              <w:tc>
+                <w:tcPr>
+                  <w:tcW w:type="pct" w:w="22%"/>
                   <w:tcBorders>
                     <w:top w:val="single" w:color="C9C9C9" w:sz="4"/>
                     <w:left w:val="single" w:color="C9C9C9" w:sz="4"/>
@@ -10589,7 +10863,7 @@
             <w:tr>
               <w:tc>
                 <w:tcPr>
-                  <w:tcW w:type="pct" w:w="36%"/>
+                  <w:tcW w:type="pct" w:w="34%"/>
                   <w:tcBorders>
                     <w:top w:val="single" w:color="C9C9C9" w:sz="4"/>
                     <w:left w:val="single" w:color="C9C9C9" w:sz="4"/>
@@ -10616,13 +10890,13 @@
                       <w:sz w:val="20"/>
                       <w:szCs w:val="20"/>
                     </w:rPr>
-                    <w:t xml:space="preserve">Cadastrar processos auditáveis, turnos e auditores</w:t>
-                  </w:r>
-                </w:p>
-              </w:tc>
-              <w:tc>
-                <w:tcPr>
-                  <w:tcW w:type="pct" w:w="32%"/>
+                    <w:t xml:space="preserve">Cadastrar processos auditáveis (submódulo Processos Auditáveis)</w:t>
+                  </w:r>
+                </w:p>
+              </w:tc>
+              <w:tc>
+                <w:tcPr>
+                  <w:tcW w:type="pct" w:w="22%"/>
                   <w:tcBorders>
                     <w:top w:val="single" w:color="C9C9C9" w:sz="4"/>
                     <w:left w:val="single" w:color="C9C9C9" w:sz="4"/>
@@ -10655,7 +10929,40 @@
               </w:tc>
               <w:tc>
                 <w:tcPr>
-                  <w:tcW w:type="pct" w:w="32%"/>
+                  <w:tcW w:type="pct" w:w="22%"/>
+                  <w:tcBorders>
+                    <w:top w:val="single" w:color="C9C9C9" w:sz="4"/>
+                    <w:left w:val="single" w:color="C9C9C9" w:sz="4"/>
+                    <w:bottom w:val="single" w:color="C9C9C9" w:sz="4"/>
+                    <w:right w:val="single" w:color="C9C9C9" w:sz="4"/>
+                  </w:tcBorders>
+                  <w:tcMar>
+                    <w:top w:type="dxa" w:w="100"/>
+                    <w:left w:type="dxa" w:w="120"/>
+                    <w:bottom w:type="dxa" w:w="100"/>
+                    <w:right w:type="dxa" w:w="120"/>
+                  </w:tcMar>
+                </w:tcPr>
+                <w:p>
+                  <w:pPr>
+                    <w:jc w:val="center"/>
+                  </w:pPr>
+                  <w:r>
+                    <w:rPr>
+                      <w:rFonts w:ascii="Calibri" w:cs="Calibri" w:eastAsia="Calibri" w:hAnsi="Calibri"/>
+                      <w:b w:val="false"/>
+                      <w:bCs w:val="false"/>
+                      <w:color w:val="000000"/>
+                      <w:sz w:val="20"/>
+                      <w:szCs w:val="20"/>
+                    </w:rPr>
+                    <w:t xml:space="preserve">✓</w:t>
+                  </w:r>
+                </w:p>
+              </w:tc>
+              <w:tc>
+                <w:tcPr>
+                  <w:tcW w:type="pct" w:w="22%"/>
                   <w:tcBorders>
                     <w:top w:val="single" w:color="C9C9C9" w:sz="4"/>
                     <w:left w:val="single" w:color="C9C9C9" w:sz="4"/>
@@ -10690,7 +10997,7 @@
             <w:tr>
               <w:tc>
                 <w:tcPr>
-                  <w:tcW w:type="pct" w:w="36%"/>
+                  <w:tcW w:type="pct" w:w="34%"/>
                   <w:tcBorders>
                     <w:top w:val="single" w:color="C9C9C9" w:sz="4"/>
                     <w:left w:val="single" w:color="C9C9C9" w:sz="4"/>
@@ -10717,13 +11024,13 @@
                       <w:sz w:val="20"/>
                       <w:szCs w:val="20"/>
                     </w:rPr>
-                    <w:t xml:space="preserve">Priorizar (IPA), distribuir horas/agenda, designar equipe</w:t>
-                  </w:r>
-                </w:p>
-              </w:tc>
-              <w:tc>
-                <w:tcPr>
-                  <w:tcW w:type="pct" w:w="32%"/>
+                    <w:t xml:space="preserve">Cadastrar turnos (submódulo Turnos)</w:t>
+                  </w:r>
+                </w:p>
+              </w:tc>
+              <w:tc>
+                <w:tcPr>
+                  <w:tcW w:type="pct" w:w="22%"/>
                   <w:tcBorders>
                     <w:top w:val="single" w:color="C9C9C9" w:sz="4"/>
                     <w:left w:val="single" w:color="C9C9C9" w:sz="4"/>
@@ -10756,7 +11063,40 @@
               </w:tc>
               <w:tc>
                 <w:tcPr>
-                  <w:tcW w:type="pct" w:w="32%"/>
+                  <w:tcW w:type="pct" w:w="22%"/>
+                  <w:tcBorders>
+                    <w:top w:val="single" w:color="C9C9C9" w:sz="4"/>
+                    <w:left w:val="single" w:color="C9C9C9" w:sz="4"/>
+                    <w:bottom w:val="single" w:color="C9C9C9" w:sz="4"/>
+                    <w:right w:val="single" w:color="C9C9C9" w:sz="4"/>
+                  </w:tcBorders>
+                  <w:tcMar>
+                    <w:top w:type="dxa" w:w="100"/>
+                    <w:left w:type="dxa" w:w="120"/>
+                    <w:bottom w:type="dxa" w:w="100"/>
+                    <w:right w:type="dxa" w:w="120"/>
+                  </w:tcMar>
+                </w:tcPr>
+                <w:p>
+                  <w:pPr>
+                    <w:jc w:val="center"/>
+                  </w:pPr>
+                  <w:r>
+                    <w:rPr>
+                      <w:rFonts w:ascii="Calibri" w:cs="Calibri" w:eastAsia="Calibri" w:hAnsi="Calibri"/>
+                      <w:b w:val="false"/>
+                      <w:bCs w:val="false"/>
+                      <w:color w:val="000000"/>
+                      <w:sz w:val="20"/>
+                      <w:szCs w:val="20"/>
+                    </w:rPr>
+                    <w:t xml:space="preserve">✓</w:t>
+                  </w:r>
+                </w:p>
+              </w:tc>
+              <w:tc>
+                <w:tcPr>
+                  <w:tcW w:type="pct" w:w="22%"/>
                   <w:tcBorders>
                     <w:top w:val="single" w:color="C9C9C9" w:sz="4"/>
                     <w:left w:val="single" w:color="C9C9C9" w:sz="4"/>
@@ -10791,7 +11131,7 @@
             <w:tr>
               <w:tc>
                 <w:tcPr>
-                  <w:tcW w:type="pct" w:w="36%"/>
+                  <w:tcW w:type="pct" w:w="34%"/>
                   <w:tcBorders>
                     <w:top w:val="single" w:color="C9C9C9" w:sz="4"/>
                     <w:left w:val="single" w:color="C9C9C9" w:sz="4"/>
@@ -10818,13 +11158,13 @@
                       <w:sz w:val="20"/>
                       <w:szCs w:val="20"/>
                     </w:rPr>
-                    <w:t xml:space="preserve">Registrar achados e aprovar/reprovar qualquer etapa</w:t>
-                  </w:r>
-                </w:p>
-              </w:tc>
-              <w:tc>
-                <w:tcPr>
-                  <w:tcW w:type="pct" w:w="32%"/>
+                    <w:t xml:space="preserve">Cadastrar auditores e suas competências/certificações (submódulo Auditores)</w:t>
+                  </w:r>
+                </w:p>
+              </w:tc>
+              <w:tc>
+                <w:tcPr>
+                  <w:tcW w:type="pct" w:w="22%"/>
                   <w:tcBorders>
                     <w:top w:val="single" w:color="C9C9C9" w:sz="4"/>
                     <w:left w:val="single" w:color="C9C9C9" w:sz="4"/>
@@ -10857,7 +11197,40 @@
               </w:tc>
               <w:tc>
                 <w:tcPr>
-                  <w:tcW w:type="pct" w:w="32%"/>
+                  <w:tcW w:type="pct" w:w="22%"/>
+                  <w:tcBorders>
+                    <w:top w:val="single" w:color="C9C9C9" w:sz="4"/>
+                    <w:left w:val="single" w:color="C9C9C9" w:sz="4"/>
+                    <w:bottom w:val="single" w:color="C9C9C9" w:sz="4"/>
+                    <w:right w:val="single" w:color="C9C9C9" w:sz="4"/>
+                  </w:tcBorders>
+                  <w:tcMar>
+                    <w:top w:type="dxa" w:w="100"/>
+                    <w:left w:type="dxa" w:w="120"/>
+                    <w:bottom w:type="dxa" w:w="100"/>
+                    <w:right w:type="dxa" w:w="120"/>
+                  </w:tcMar>
+                </w:tcPr>
+                <w:p>
+                  <w:pPr>
+                    <w:jc w:val="center"/>
+                  </w:pPr>
+                  <w:r>
+                    <w:rPr>
+                      <w:rFonts w:ascii="Calibri" w:cs="Calibri" w:eastAsia="Calibri" w:hAnsi="Calibri"/>
+                      <w:b w:val="false"/>
+                      <w:bCs w:val="false"/>
+                      <w:color w:val="000000"/>
+                      <w:sz w:val="20"/>
+                      <w:szCs w:val="20"/>
+                    </w:rPr>
+                    <w:t xml:space="preserve">✓</w:t>
+                  </w:r>
+                </w:p>
+              </w:tc>
+              <w:tc>
+                <w:tcPr>
+                  <w:tcW w:type="pct" w:w="22%"/>
                   <w:tcBorders>
                     <w:top w:val="single" w:color="C9C9C9" w:sz="4"/>
                     <w:left w:val="single" w:color="C9C9C9" w:sz="4"/>
@@ -10892,7 +11265,7 @@
             <w:tr>
               <w:tc>
                 <w:tcPr>
-                  <w:tcW w:type="pct" w:w="36%"/>
+                  <w:tcW w:type="pct" w:w="34%"/>
                   <w:tcBorders>
                     <w:top w:val="single" w:color="C9C9C9" w:sz="4"/>
                     <w:left w:val="single" w:color="C9C9C9" w:sz="4"/>
@@ -10919,13 +11292,13 @@
                       <w:sz w:val="20"/>
                       <w:szCs w:val="20"/>
                     </w:rPr>
-                    <w:t xml:space="preserve">Elaborar/editar o relatório detalhado (aba Relatórios)</w:t>
-                  </w:r>
-                </w:p>
-              </w:tc>
-              <w:tc>
-                <w:tcPr>
-                  <w:tcW w:type="pct" w:w="32%"/>
+                    <w:t xml:space="preserve">Elaborar/editar o relatório detalhado (submódulo Relatórios)</w:t>
+                  </w:r>
+                </w:p>
+              </w:tc>
+              <w:tc>
+                <w:tcPr>
+                  <w:tcW w:type="pct" w:w="22%"/>
                   <w:tcBorders>
                     <w:top w:val="single" w:color="C9C9C9" w:sz="4"/>
                     <w:left w:val="single" w:color="C9C9C9" w:sz="4"/>
@@ -10958,7 +11331,174 @@
               </w:tc>
               <w:tc>
                 <w:tcPr>
-                  <w:tcW w:type="pct" w:w="32%"/>
+                  <w:tcW w:type="pct" w:w="22%"/>
+                  <w:tcBorders>
+                    <w:top w:val="single" w:color="C9C9C9" w:sz="4"/>
+                    <w:left w:val="single" w:color="C9C9C9" w:sz="4"/>
+                    <w:bottom w:val="single" w:color="C9C9C9" w:sz="4"/>
+                    <w:right w:val="single" w:color="C9C9C9" w:sz="4"/>
+                  </w:tcBorders>
+                  <w:tcMar>
+                    <w:top w:type="dxa" w:w="100"/>
+                    <w:left w:type="dxa" w:w="120"/>
+                    <w:bottom w:type="dxa" w:w="100"/>
+                    <w:right w:type="dxa" w:w="120"/>
+                  </w:tcMar>
+                </w:tcPr>
+                <w:p>
+                  <w:pPr>
+                    <w:jc w:val="center"/>
+                  </w:pPr>
+                  <w:r>
+                    <w:rPr>
+                      <w:rFonts w:ascii="Calibri" w:cs="Calibri" w:eastAsia="Calibri" w:hAnsi="Calibri"/>
+                      <w:b w:val="false"/>
+                      <w:bCs w:val="false"/>
+                      <w:color w:val="000000"/>
+                      <w:sz w:val="20"/>
+                      <w:szCs w:val="20"/>
+                    </w:rPr>
+                    <w:t xml:space="preserve">✓</w:t>
+                  </w:r>
+                </w:p>
+              </w:tc>
+              <w:tc>
+                <w:tcPr>
+                  <w:tcW w:type="pct" w:w="22%"/>
+                  <w:tcBorders>
+                    <w:top w:val="single" w:color="C9C9C9" w:sz="4"/>
+                    <w:left w:val="single" w:color="C9C9C9" w:sz="4"/>
+                    <w:bottom w:val="single" w:color="C9C9C9" w:sz="4"/>
+                    <w:right w:val="single" w:color="C9C9C9" w:sz="4"/>
+                  </w:tcBorders>
+                  <w:tcMar>
+                    <w:top w:type="dxa" w:w="100"/>
+                    <w:left w:type="dxa" w:w="120"/>
+                    <w:bottom w:type="dxa" w:w="100"/>
+                    <w:right w:type="dxa" w:w="120"/>
+                  </w:tcMar>
+                </w:tcPr>
+                <w:p>
+                  <w:pPr>
+                    <w:jc w:val="center"/>
+                  </w:pPr>
+                  <w:r>
+                    <w:rPr>
+                      <w:rFonts w:ascii="Calibri" w:cs="Calibri" w:eastAsia="Calibri" w:hAnsi="Calibri"/>
+                      <w:b w:val="false"/>
+                      <w:bCs w:val="false"/>
+                      <w:color w:val="000000"/>
+                      <w:sz w:val="20"/>
+                      <w:szCs w:val="20"/>
+                    </w:rPr>
+                    <w:t xml:space="preserve">✗</w:t>
+                  </w:r>
+                </w:p>
+              </w:tc>
+            </w:tr>
+            <w:tr>
+              <w:tc>
+                <w:tcPr>
+                  <w:tcW w:type="pct" w:w="34%"/>
+                  <w:tcBorders>
+                    <w:top w:val="single" w:color="C9C9C9" w:sz="4"/>
+                    <w:left w:val="single" w:color="C9C9C9" w:sz="4"/>
+                    <w:bottom w:val="single" w:color="C9C9C9" w:sz="4"/>
+                    <w:right w:val="single" w:color="C9C9C9" w:sz="4"/>
+                  </w:tcBorders>
+                  <w:tcMar>
+                    <w:top w:type="dxa" w:w="100"/>
+                    <w:left w:type="dxa" w:w="120"/>
+                    <w:bottom w:type="dxa" w:w="100"/>
+                    <w:right w:type="dxa" w:w="120"/>
+                  </w:tcMar>
+                </w:tcPr>
+                <w:p>
+                  <w:pPr>
+                    <w:jc w:val="left"/>
+                  </w:pPr>
+                  <w:r>
+                    <w:rPr>
+                      <w:rFonts w:ascii="Calibri" w:cs="Calibri" w:eastAsia="Calibri" w:hAnsi="Calibri"/>
+                      <w:b w:val="false"/>
+                      <w:bCs w:val="false"/>
+                      <w:color w:val="000000"/>
+                      <w:sz w:val="20"/>
+                      <w:szCs w:val="20"/>
+                    </w:rPr>
+                    <w:t xml:space="preserve">Registrar achados e aprovar/reprovar qualquer etapa do ciclo</w:t>
+                  </w:r>
+                </w:p>
+              </w:tc>
+              <w:tc>
+                <w:tcPr>
+                  <w:tcW w:type="pct" w:w="22%"/>
+                  <w:tcBorders>
+                    <w:top w:val="single" w:color="C9C9C9" w:sz="4"/>
+                    <w:left w:val="single" w:color="C9C9C9" w:sz="4"/>
+                    <w:bottom w:val="single" w:color="C9C9C9" w:sz="4"/>
+                    <w:right w:val="single" w:color="C9C9C9" w:sz="4"/>
+                  </w:tcBorders>
+                  <w:tcMar>
+                    <w:top w:type="dxa" w:w="100"/>
+                    <w:left w:type="dxa" w:w="120"/>
+                    <w:bottom w:type="dxa" w:w="100"/>
+                    <w:right w:type="dxa" w:w="120"/>
+                  </w:tcMar>
+                </w:tcPr>
+                <w:p>
+                  <w:pPr>
+                    <w:jc w:val="center"/>
+                  </w:pPr>
+                  <w:r>
+                    <w:rPr>
+                      <w:rFonts w:ascii="Calibri" w:cs="Calibri" w:eastAsia="Calibri" w:hAnsi="Calibri"/>
+                      <w:b w:val="false"/>
+                      <w:bCs w:val="false"/>
+                      <w:color w:val="000000"/>
+                      <w:sz w:val="20"/>
+                      <w:szCs w:val="20"/>
+                    </w:rPr>
+                    <w:t xml:space="preserve">✓</w:t>
+                  </w:r>
+                </w:p>
+              </w:tc>
+              <w:tc>
+                <w:tcPr>
+                  <w:tcW w:type="pct" w:w="22%"/>
+                  <w:tcBorders>
+                    <w:top w:val="single" w:color="C9C9C9" w:sz="4"/>
+                    <w:left w:val="single" w:color="C9C9C9" w:sz="4"/>
+                    <w:bottom w:val="single" w:color="C9C9C9" w:sz="4"/>
+                    <w:right w:val="single" w:color="C9C9C9" w:sz="4"/>
+                  </w:tcBorders>
+                  <w:tcMar>
+                    <w:top w:type="dxa" w:w="100"/>
+                    <w:left w:type="dxa" w:w="120"/>
+                    <w:bottom w:type="dxa" w:w="100"/>
+                    <w:right w:type="dxa" w:w="120"/>
+                  </w:tcMar>
+                </w:tcPr>
+                <w:p>
+                  <w:pPr>
+                    <w:jc w:val="center"/>
+                  </w:pPr>
+                  <w:r>
+                    <w:rPr>
+                      <w:rFonts w:ascii="Calibri" w:cs="Calibri" w:eastAsia="Calibri" w:hAnsi="Calibri"/>
+                      <w:b w:val="false"/>
+                      <w:bCs w:val="false"/>
+                      <w:color w:val="000000"/>
+                      <w:sz w:val="20"/>
+                      <w:szCs w:val="20"/>
+                    </w:rPr>
+                    <w:t xml:space="preserve">✓</w:t>
+                  </w:r>
+                </w:p>
+              </w:tc>
+              <w:tc>
+                <w:tcPr>
+                  <w:tcW w:type="pct" w:w="22%"/>
                   <w:tcBorders>
                     <w:top w:val="single" w:color="C9C9C9" w:sz="4"/>
                     <w:left w:val="single" w:color="C9C9C9" w:sz="4"/>
@@ -11001,7 +11541,7 @@
                 <w:sz w:val="20"/>
                 <w:szCs w:val="20"/>
               </w:rPr>
-              <w:t xml:space="preserve">Todas as ações de escrita deste módulo são restritas a ORBEEX e Administrador — não existe nível "Edição Total"/"Edição sob Responsabilidade" aqui como nos demais módulos: Gestor e Usuário sempre ficam em modo leitura, mesmo que tenham um nível de edição mais alto configurado na matriz de permissões (a "Aprovação" das etapas do fluxo de auditoria é uma ação interna do módulo — Auditor, Auditor Líder, Gestor da Área, SGI, Diretoria — e não se confunde com o papel "Gestor" nem com o nível "Aprovação" do sistema de permissões geral).</w:t>
+              <w:t xml:space="preserve">Cada um dos cinco submódulos (Auditorias, Processos Auditáveis, Turnos, Auditores, Relatórios) tem nível de acesso configurável de forma independente, na mesma matriz de permissões usada pelos demais módulos (seção 1.3): o Administrador decide, submódulo a submódulo, quem além dele e do ORBEEX só visualiza (padrão automático) ou também edita (Edição Total). Diferente dos demais módulos, aqui não existe o nível "Edição sob Responsabilidade" — como não há um responsável único por registro de auditoria, só Visualização e Edição Total têm efeito prático (o nível "Aprovação" também equivale a Visualização aqui; a aprovação das etapas do ciclo de auditoria — Auditor, Auditor Líder, Gestor da Área, SGI, Diretoria — é uma ação interna do próprio módulo e não se confunde com o nível "Aprovação" do sistema de permissões geral).</w:t>
             </w:r>
           </w:p>
         </w:tc>
@@ -12861,7 +13401,7 @@
           <w:sz w:val="22"/>
           <w:szCs w:val="22"/>
         </w:rPr>
-        <w:t xml:space="preserve">Nota: alguns módulos (Gestão de Ações, Controladoria, Gestão de Apurações, Gestão de Auditorias, Documentos) têm regras próprias, descritas na caixa de permissões ao final de cada seção — nem todos seguem exatamente esta tabela geral. Em especial: Auditorias nunca libera edição para Gestor/Usuário, e Apurações depende de participação no comitê, não do papel.</w:t>
+        <w:t xml:space="preserve">Nota: alguns módulos (Gestão de Ações, Controladoria, Gestão de Apurações, Gestão de Auditorias, Documentos) têm regras próprias, descritas na caixa de permissões ao final de cada seção — nem todos seguem exatamente esta tabela geral. Em especial: em Auditorias não existe o nível Edição sob Responsabilidade (só Visualização e Edição Total, configurável por submódulo); e em Apurações, o nível configurado (Visualização ou Edição Total) só produz efeito para quem já é membro ativo do comitê — sozinho, ele nunca dá acesso a quem está fora do comitê, nem mesmo Administrador.</w:t>
       </w:r>
     </w:p>
     <w:p>
